--- a/Lab7.docx
+++ b/Lab7.docx
@@ -2,17 +2,1426 @@
 <file path=word/document.xml><?xml version="1.0" encoding="utf-8"?>
 <w:document xmlns:wpc="http://schemas.microsoft.com/office/word/2010/wordprocessingCanvas" xmlns:cx="http://schemas.microsoft.com/office/drawing/2014/chartex" xmlns:cx1="http://schemas.microsoft.com/office/drawing/2015/9/8/chartex" xmlns:cx2="http://schemas.microsoft.com/office/drawing/2015/10/21/chartex" xmlns:cx3="http://schemas.microsoft.com/office/drawing/2016/5/9/chartex" xmlns:cx4="http://schemas.microsoft.com/office/drawing/2016/5/10/chartex" xmlns:cx5="http://schemas.microsoft.com/office/drawing/2016/5/11/chartex" xmlns:cx6="http://schemas.microsoft.com/office/drawing/2016/5/12/chartex" xmlns:cx7="http://schemas.microsoft.com/office/drawing/2016/5/13/chartex" xmlns:cx8="http://schemas.microsoft.com/office/drawing/2016/5/14/chartex" xmlns:mc="http://schemas.openxmlformats.org/markup-compatibility/2006" xmlns:aink="http://schemas.microsoft.com/office/drawing/2016/ink" xmlns:am3d="http://schemas.microsoft.com/office/drawing/2017/model3d" xmlns:o="urn:schemas-microsoft-com:office:office" xmlns:oel="http://schemas.microsoft.com/office/2019/extlst" xmlns:r="http://schemas.openxmlformats.org/officeDocument/2006/relationships" xmlns:m="http://schemas.openxmlformats.org/officeDocument/2006/math" xmlns:v="urn:schemas-microsoft-com:vml" xmlns:wp14="http://schemas.microsoft.com/office/word/2010/wordprocessingDrawing" xmlns:wp="http://schemas.openxmlformats.org/drawingml/2006/wordprocessingDrawing" xmlns:w10="urn:schemas-microsoft-com:office:word" xmlns:w="http://schemas.openxmlformats.org/wordprocessingml/2006/main" xmlns:w14="http://schemas.microsoft.com/office/word/2010/wordml" xmlns:w15="http://schemas.microsoft.com/office/word/2012/wordml" xmlns:w16cex="http://schemas.microsoft.com/office/word/2018/wordml/cex" xmlns:w16cid="http://schemas.microsoft.com/office/word/2016/wordml/cid" xmlns:w16="http://schemas.microsoft.com/office/word/2018/wordml" xmlns:w16du="http://schemas.microsoft.com/office/word/2023/wordml/word16du" xmlns:w16sdtdh="http://schemas.microsoft.com/office/word/2020/wordml/sdtdatahash" xmlns:w16sdtfl="http://schemas.microsoft.com/office/word/2024/wordml/sdtformatlock" xmlns:w16se="http://schemas.microsoft.com/office/word/2015/wordml/symex" xmlns:wpg="http://schemas.microsoft.com/office/word/2010/wordprocessingGroup" xmlns:wpi="http://schemas.microsoft.com/office/word/2010/wordprocessingInk" xmlns:wne="http://schemas.microsoft.com/office/word/2006/wordml" xmlns:wps="http://schemas.microsoft.com/office/word/2010/wordprocessingShape" mc:Ignorable="w14 w15 w16se w16cid w16 w16cex w16sdtdh w16sdtfl w16du wp14">
   <w:body>
+    <w:tbl>
+      <w:tblPr>
+        <w:tblStyle w:val="TableGrid"/>
+        <w:tblpPr w:leftFromText="180" w:rightFromText="180" w:vertAnchor="page" w:horzAnchor="margin" w:tblpY="2882"/>
+        <w:tblW w:w="0" w:type="auto"/>
+        <w:tblLook w:val="04A0" w:firstRow="1" w:lastRow="0" w:firstColumn="1" w:lastColumn="0" w:noHBand="0" w:noVBand="1"/>
+      </w:tblPr>
+      <w:tblGrid>
+        <w:gridCol w:w="3005"/>
+        <w:gridCol w:w="3005"/>
+        <w:gridCol w:w="3006"/>
+      </w:tblGrid>
+      <w:tr>
+        <w:tc>
+          <w:tcPr>
+            <w:tcW w:w="3005" w:type="dxa"/>
+          </w:tcPr>
+          <w:p>
+            <w:pPr>
+              <w:rPr>
+                <w:b/>
+                <w:bCs/>
+                <w:lang w:val="en-US"/>
+              </w:rPr>
+            </w:pPr>
+            <w:r>
+              <w:rPr>
+                <w:b/>
+                <w:bCs/>
+                <w:lang w:val="en-US"/>
+              </w:rPr>
+              <w:t>Class name</w:t>
+            </w:r>
+          </w:p>
+        </w:tc>
+        <w:tc>
+          <w:tcPr>
+            <w:tcW w:w="3005" w:type="dxa"/>
+          </w:tcPr>
+          <w:p>
+            <w:pPr>
+              <w:rPr>
+                <w:b/>
+                <w:bCs/>
+                <w:lang w:val="en-US"/>
+              </w:rPr>
+            </w:pPr>
+            <w:r>
+              <w:rPr>
+                <w:b/>
+                <w:bCs/>
+                <w:lang w:val="en-US"/>
+              </w:rPr>
+              <w:t>Typed attributes</w:t>
+            </w:r>
+          </w:p>
+        </w:tc>
+        <w:tc>
+          <w:tcPr>
+            <w:tcW w:w="3006" w:type="dxa"/>
+          </w:tcPr>
+          <w:p>
+            <w:pPr>
+              <w:rPr>
+                <w:b/>
+                <w:bCs/>
+                <w:lang w:val="en-US"/>
+              </w:rPr>
+            </w:pPr>
+            <w:r>
+              <w:rPr>
+                <w:b/>
+                <w:bCs/>
+                <w:lang w:val="en-US"/>
+              </w:rPr>
+              <w:t>Evidence and justification</w:t>
+            </w:r>
+          </w:p>
+        </w:tc>
+      </w:tr>
+      <w:tr>
+        <w:tc>
+          <w:tcPr>
+            <w:tcW w:w="3005" w:type="dxa"/>
+          </w:tcPr>
+          <w:p>
+            <w:pPr>
+              <w:jc w:val="center"/>
+              <w:rPr>
+                <w:sz w:val="24"/>
+                <w:szCs w:val="24"/>
+                <w:lang w:val="en-US"/>
+              </w:rPr>
+            </w:pPr>
+            <w:r>
+              <w:rPr>
+                <w:sz w:val="24"/>
+                <w:szCs w:val="24"/>
+                <w:lang w:val="en-US"/>
+              </w:rPr>
+              <w:t>Clint</w:t>
+            </w:r>
+          </w:p>
+        </w:tc>
+        <w:tc>
+          <w:tcPr>
+            <w:tcW w:w="3005" w:type="dxa"/>
+          </w:tcPr>
+          <w:p>
+            <w:pPr>
+              <w:jc w:val="center"/>
+              <w:rPr>
+                <w:sz w:val="24"/>
+                <w:szCs w:val="24"/>
+                <w:lang w:val="en-US"/>
+              </w:rPr>
+            </w:pPr>
+            <w:r>
+              <w:rPr>
+                <w:sz w:val="24"/>
+                <w:szCs w:val="24"/>
+                <w:lang w:val="en-US"/>
+              </w:rPr>
+              <w:t xml:space="preserve">Name: </w:t>
+            </w:r>
+            <w:proofErr w:type="gramStart"/>
+            <w:r>
+              <w:rPr>
+                <w:sz w:val="24"/>
+                <w:szCs w:val="24"/>
+                <w:lang w:val="en-US"/>
+              </w:rPr>
+              <w:t>string ,</w:t>
+            </w:r>
+            <w:proofErr w:type="gramEnd"/>
+            <w:r>
+              <w:rPr>
+                <w:sz w:val="24"/>
+                <w:szCs w:val="24"/>
+                <w:lang w:val="en-US"/>
+              </w:rPr>
+              <w:t xml:space="preserve"> address: </w:t>
+            </w:r>
+            <w:proofErr w:type="gramStart"/>
+            <w:r>
+              <w:rPr>
+                <w:sz w:val="24"/>
+                <w:szCs w:val="24"/>
+                <w:lang w:val="en-US"/>
+              </w:rPr>
+              <w:t>string ,</w:t>
+            </w:r>
+            <w:proofErr w:type="gramEnd"/>
+            <w:r>
+              <w:rPr>
+                <w:sz w:val="24"/>
+                <w:szCs w:val="24"/>
+                <w:lang w:val="en-US"/>
+              </w:rPr>
+              <w:t xml:space="preserve"> regNo: int</w:t>
+            </w:r>
+          </w:p>
+        </w:tc>
+        <w:tc>
+          <w:tcPr>
+            <w:tcW w:w="3006" w:type="dxa"/>
+          </w:tcPr>
+          <w:p>
+            <w:pPr>
+              <w:jc w:val="center"/>
+              <w:rPr>
+                <w:sz w:val="24"/>
+                <w:szCs w:val="24"/>
+                <w:lang w:val="en-US"/>
+              </w:rPr>
+            </w:pPr>
+            <w:r>
+              <w:rPr>
+                <w:sz w:val="24"/>
+                <w:szCs w:val="24"/>
+              </w:rPr>
+              <w:t>APS stores client name, address and registration number.</w:t>
+            </w:r>
+          </w:p>
+        </w:tc>
+      </w:tr>
+      <w:tr>
+        <w:tc>
+          <w:tcPr>
+            <w:tcW w:w="3005" w:type="dxa"/>
+          </w:tcPr>
+          <w:p>
+            <w:pPr>
+              <w:jc w:val="center"/>
+              <w:rPr>
+                <w:sz w:val="24"/>
+                <w:szCs w:val="24"/>
+                <w:lang w:val="en-US"/>
+              </w:rPr>
+            </w:pPr>
+            <w:r>
+              <w:rPr>
+                <w:sz w:val="24"/>
+                <w:szCs w:val="24"/>
+                <w:lang w:val="en-US"/>
+              </w:rPr>
+              <w:t>Individual</w:t>
+            </w:r>
+          </w:p>
+        </w:tc>
+        <w:tc>
+          <w:tcPr>
+            <w:tcW w:w="3005" w:type="dxa"/>
+          </w:tcPr>
+          <w:p>
+            <w:pPr>
+              <w:jc w:val="center"/>
+              <w:rPr>
+                <w:sz w:val="24"/>
+                <w:szCs w:val="24"/>
+                <w:lang w:val="en-US"/>
+              </w:rPr>
+            </w:pPr>
+          </w:p>
+        </w:tc>
+        <w:tc>
+          <w:tcPr>
+            <w:tcW w:w="3006" w:type="dxa"/>
+          </w:tcPr>
+          <w:p>
+            <w:pPr>
+              <w:jc w:val="center"/>
+              <w:rPr>
+                <w:sz w:val="24"/>
+                <w:szCs w:val="24"/>
+                <w:lang w:val="en-US"/>
+              </w:rPr>
+            </w:pPr>
+            <w:r>
+              <w:rPr>
+                <w:sz w:val="24"/>
+                <w:szCs w:val="24"/>
+              </w:rPr>
+              <w:t>Individual is a specialization of Client.</w:t>
+            </w:r>
+          </w:p>
+        </w:tc>
+      </w:tr>
+      <w:tr>
+        <w:tc>
+          <w:tcPr>
+            <w:tcW w:w="3005" w:type="dxa"/>
+          </w:tcPr>
+          <w:p>
+            <w:pPr>
+              <w:jc w:val="center"/>
+              <w:rPr>
+                <w:sz w:val="24"/>
+                <w:szCs w:val="24"/>
+                <w:lang w:val="en-US"/>
+              </w:rPr>
+            </w:pPr>
+            <w:r>
+              <w:rPr>
+                <w:sz w:val="24"/>
+                <w:szCs w:val="24"/>
+                <w:lang w:val="en-US"/>
+              </w:rPr>
+              <w:t>Corporate</w:t>
+            </w:r>
+          </w:p>
+        </w:tc>
+        <w:tc>
+          <w:tcPr>
+            <w:tcW w:w="3005" w:type="dxa"/>
+          </w:tcPr>
+          <w:p>
+            <w:pPr>
+              <w:jc w:val="center"/>
+              <w:rPr>
+                <w:sz w:val="24"/>
+                <w:szCs w:val="24"/>
+                <w:lang w:val="en-US"/>
+              </w:rPr>
+            </w:pPr>
+          </w:p>
+        </w:tc>
+        <w:tc>
+          <w:tcPr>
+            <w:tcW w:w="3006" w:type="dxa"/>
+          </w:tcPr>
+          <w:p>
+            <w:pPr>
+              <w:jc w:val="center"/>
+              <w:rPr>
+                <w:sz w:val="24"/>
+                <w:szCs w:val="24"/>
+                <w:lang w:val="en-US"/>
+              </w:rPr>
+            </w:pPr>
+            <w:r>
+              <w:rPr>
+                <w:sz w:val="24"/>
+                <w:szCs w:val="24"/>
+              </w:rPr>
+              <w:t>Corporate is a specialization of Client and can remove registration.</w:t>
+            </w:r>
+          </w:p>
+        </w:tc>
+      </w:tr>
+      <w:tr>
+        <w:tc>
+          <w:tcPr>
+            <w:tcW w:w="3005" w:type="dxa"/>
+          </w:tcPr>
+          <w:p>
+            <w:pPr>
+              <w:jc w:val="center"/>
+              <w:rPr>
+                <w:sz w:val="24"/>
+                <w:szCs w:val="24"/>
+                <w:lang w:val="en-US"/>
+              </w:rPr>
+            </w:pPr>
+            <w:r>
+              <w:rPr>
+                <w:sz w:val="24"/>
+                <w:szCs w:val="24"/>
+                <w:lang w:val="en-US"/>
+              </w:rPr>
+              <w:t>Item</w:t>
+            </w:r>
+          </w:p>
+        </w:tc>
+        <w:tc>
+          <w:tcPr>
+            <w:tcW w:w="3005" w:type="dxa"/>
+          </w:tcPr>
+          <w:p>
+            <w:pPr>
+              <w:jc w:val="center"/>
+              <w:rPr>
+                <w:sz w:val="24"/>
+                <w:szCs w:val="24"/>
+                <w:lang w:val="en-US"/>
+              </w:rPr>
+            </w:pPr>
+            <w:r>
+              <w:rPr>
+                <w:sz w:val="24"/>
+                <w:szCs w:val="24"/>
+                <w:lang w:val="en-US"/>
+              </w:rPr>
+              <w:t xml:space="preserve">Model: </w:t>
+            </w:r>
+            <w:proofErr w:type="gramStart"/>
+            <w:r>
+              <w:rPr>
+                <w:sz w:val="24"/>
+                <w:szCs w:val="24"/>
+                <w:lang w:val="en-US"/>
+              </w:rPr>
+              <w:t xml:space="preserve">string </w:t>
+            </w:r>
+            <w:r>
+              <w:rPr>
+                <w:sz w:val="24"/>
+                <w:szCs w:val="24"/>
+                <w:lang w:val="en-US"/>
+              </w:rPr>
+              <w:t>,</w:t>
+            </w:r>
+            <w:proofErr w:type="gramEnd"/>
+            <w:r>
+              <w:rPr>
+                <w:sz w:val="24"/>
+                <w:szCs w:val="24"/>
+                <w:lang w:val="en-US"/>
+              </w:rPr>
+              <w:t xml:space="preserve"> </w:t>
+            </w:r>
+            <w:r>
+              <w:rPr>
+                <w:sz w:val="24"/>
+                <w:szCs w:val="24"/>
+                <w:lang w:val="en-US"/>
+              </w:rPr>
+              <w:t>color: string</w:t>
+            </w:r>
+          </w:p>
+          <w:p>
+            <w:pPr>
+              <w:jc w:val="center"/>
+              <w:rPr>
+                <w:sz w:val="24"/>
+                <w:szCs w:val="24"/>
+                <w:lang w:val="en-US"/>
+              </w:rPr>
+            </w:pPr>
+            <w:r>
+              <w:rPr>
+                <w:sz w:val="24"/>
+                <w:szCs w:val="24"/>
+                <w:lang w:val="en-US"/>
+              </w:rPr>
+              <w:t xml:space="preserve">Make: </w:t>
+            </w:r>
+            <w:proofErr w:type="gramStart"/>
+            <w:r>
+              <w:rPr>
+                <w:sz w:val="24"/>
+                <w:szCs w:val="24"/>
+                <w:lang w:val="en-US"/>
+              </w:rPr>
+              <w:t>string ,</w:t>
+            </w:r>
+            <w:proofErr w:type="gramEnd"/>
+            <w:r>
+              <w:rPr>
+                <w:sz w:val="24"/>
+                <w:szCs w:val="24"/>
+                <w:lang w:val="en-US"/>
+              </w:rPr>
+              <w:t xml:space="preserve"> </w:t>
+            </w:r>
+            <w:proofErr w:type="spellStart"/>
+            <w:r>
+              <w:rPr>
+                <w:sz w:val="24"/>
+                <w:szCs w:val="24"/>
+                <w:lang w:val="en-US"/>
+              </w:rPr>
+              <w:t>item</w:t>
+            </w:r>
+            <w:r>
+              <w:rPr>
+                <w:sz w:val="24"/>
+                <w:szCs w:val="24"/>
+                <w:lang w:val="en-US"/>
+              </w:rPr>
+              <w:t>I</w:t>
+            </w:r>
+            <w:r>
+              <w:rPr>
+                <w:sz w:val="24"/>
+                <w:szCs w:val="24"/>
+                <w:lang w:val="en-US"/>
+              </w:rPr>
+              <w:t>d</w:t>
+            </w:r>
+            <w:proofErr w:type="spellEnd"/>
+            <w:r>
+              <w:rPr>
+                <w:sz w:val="24"/>
+                <w:szCs w:val="24"/>
+                <w:lang w:val="en-US"/>
+              </w:rPr>
+              <w:t xml:space="preserve">: </w:t>
+            </w:r>
+            <w:proofErr w:type="gramStart"/>
+            <w:r>
+              <w:rPr>
+                <w:sz w:val="24"/>
+                <w:szCs w:val="24"/>
+                <w:lang w:val="en-US"/>
+              </w:rPr>
+              <w:t>int ,status</w:t>
+            </w:r>
+            <w:proofErr w:type="gramEnd"/>
+            <w:r>
+              <w:rPr>
+                <w:sz w:val="24"/>
+                <w:szCs w:val="24"/>
+                <w:lang w:val="en-US"/>
+              </w:rPr>
+              <w:t xml:space="preserve">: </w:t>
+            </w:r>
+            <w:proofErr w:type="gramStart"/>
+            <w:r>
+              <w:rPr>
+                <w:sz w:val="24"/>
+                <w:szCs w:val="24"/>
+                <w:lang w:val="en-US"/>
+              </w:rPr>
+              <w:t>string ,</w:t>
+            </w:r>
+            <w:proofErr w:type="gramEnd"/>
+          </w:p>
+          <w:p>
+            <w:pPr>
+              <w:jc w:val="center"/>
+              <w:rPr>
+                <w:sz w:val="24"/>
+                <w:szCs w:val="24"/>
+                <w:lang w:val="en-US"/>
+              </w:rPr>
+            </w:pPr>
+            <w:r>
+              <w:rPr>
+                <w:sz w:val="24"/>
+                <w:szCs w:val="24"/>
+                <w:lang w:val="en-US"/>
+              </w:rPr>
+              <w:t xml:space="preserve"> image: </w:t>
+            </w:r>
+            <w:proofErr w:type="gramStart"/>
+            <w:r>
+              <w:rPr>
+                <w:sz w:val="24"/>
+                <w:szCs w:val="24"/>
+                <w:lang w:val="en-US"/>
+              </w:rPr>
+              <w:t>Str</w:t>
+            </w:r>
+            <w:r>
+              <w:rPr>
+                <w:sz w:val="24"/>
+                <w:szCs w:val="24"/>
+                <w:lang w:val="en-US"/>
+              </w:rPr>
+              <w:t>ing</w:t>
+            </w:r>
+            <w:r>
+              <w:rPr>
+                <w:sz w:val="24"/>
+                <w:szCs w:val="24"/>
+                <w:lang w:val="en-US"/>
+              </w:rPr>
+              <w:t xml:space="preserve"> ,</w:t>
+            </w:r>
+            <w:proofErr w:type="gramEnd"/>
+            <w:r>
+              <w:rPr>
+                <w:sz w:val="24"/>
+                <w:szCs w:val="24"/>
+                <w:lang w:val="en-US"/>
+              </w:rPr>
+              <w:t xml:space="preserve"> </w:t>
+            </w:r>
+            <w:r>
+              <w:rPr>
+                <w:sz w:val="24"/>
+                <w:szCs w:val="24"/>
+                <w:lang w:val="en-US"/>
+              </w:rPr>
+              <w:t>item Type</w:t>
+            </w:r>
+            <w:r>
+              <w:rPr>
+                <w:sz w:val="24"/>
+                <w:szCs w:val="24"/>
+                <w:lang w:val="en-US"/>
+              </w:rPr>
+              <w:t xml:space="preserve">: </w:t>
+            </w:r>
+            <w:proofErr w:type="gramStart"/>
+            <w:r>
+              <w:rPr>
+                <w:sz w:val="24"/>
+                <w:szCs w:val="24"/>
+                <w:lang w:val="en-US"/>
+              </w:rPr>
+              <w:t>string ,capacity</w:t>
+            </w:r>
+            <w:proofErr w:type="gramEnd"/>
+            <w:r>
+              <w:rPr>
+                <w:sz w:val="24"/>
+                <w:szCs w:val="24"/>
+                <w:lang w:val="en-US"/>
+              </w:rPr>
+              <w:t xml:space="preserve"> : string.</w:t>
+            </w:r>
+          </w:p>
+        </w:tc>
+        <w:tc>
+          <w:tcPr>
+            <w:tcW w:w="3006" w:type="dxa"/>
+          </w:tcPr>
+          <w:p>
+            <w:pPr>
+              <w:jc w:val="center"/>
+              <w:rPr>
+                <w:sz w:val="24"/>
+                <w:szCs w:val="24"/>
+                <w:lang w:val="en-US"/>
+              </w:rPr>
+            </w:pPr>
+            <w:r>
+              <w:rPr>
+                <w:sz w:val="24"/>
+                <w:szCs w:val="24"/>
+              </w:rPr>
+              <w:t>APS records the item details, assigns an ID, creates a display image and tracks its status.</w:t>
+            </w:r>
+          </w:p>
+        </w:tc>
+      </w:tr>
+      <w:tr>
+        <w:tc>
+          <w:tcPr>
+            <w:tcW w:w="3005" w:type="dxa"/>
+          </w:tcPr>
+          <w:p>
+            <w:pPr>
+              <w:jc w:val="center"/>
+              <w:rPr>
+                <w:sz w:val="24"/>
+                <w:szCs w:val="24"/>
+                <w:lang w:val="en-US"/>
+              </w:rPr>
+            </w:pPr>
+            <w:r>
+              <w:rPr>
+                <w:sz w:val="24"/>
+                <w:szCs w:val="24"/>
+                <w:lang w:val="en-US"/>
+              </w:rPr>
+              <w:t>Smart phone</w:t>
+            </w:r>
+          </w:p>
+        </w:tc>
+        <w:tc>
+          <w:tcPr>
+            <w:tcW w:w="3005" w:type="dxa"/>
+          </w:tcPr>
+          <w:p>
+            <w:pPr>
+              <w:jc w:val="center"/>
+              <w:rPr>
+                <w:sz w:val="24"/>
+                <w:szCs w:val="24"/>
+                <w:lang w:val="en-US"/>
+              </w:rPr>
+            </w:pPr>
+          </w:p>
+        </w:tc>
+        <w:tc>
+          <w:tcPr>
+            <w:tcW w:w="3006" w:type="dxa"/>
+          </w:tcPr>
+          <w:p>
+            <w:pPr>
+              <w:jc w:val="center"/>
+              <w:rPr>
+                <w:sz w:val="24"/>
+                <w:szCs w:val="24"/>
+                <w:lang w:val="en-US"/>
+              </w:rPr>
+            </w:pPr>
+            <w:r>
+              <w:rPr>
+                <w:sz w:val="24"/>
+                <w:szCs w:val="24"/>
+              </w:rPr>
+              <w:t>Smartphone is a type of Item.</w:t>
+            </w:r>
+          </w:p>
+        </w:tc>
+      </w:tr>
+      <w:tr>
+        <w:tc>
+          <w:tcPr>
+            <w:tcW w:w="3005" w:type="dxa"/>
+          </w:tcPr>
+          <w:p>
+            <w:pPr>
+              <w:jc w:val="center"/>
+              <w:rPr>
+                <w:sz w:val="24"/>
+                <w:szCs w:val="24"/>
+                <w:lang w:val="en-US"/>
+              </w:rPr>
+            </w:pPr>
+            <w:r>
+              <w:rPr>
+                <w:sz w:val="24"/>
+                <w:szCs w:val="24"/>
+                <w:lang w:val="en-US"/>
+              </w:rPr>
+              <w:t xml:space="preserve">Apple </w:t>
+            </w:r>
+            <w:proofErr w:type="spellStart"/>
+            <w:r>
+              <w:rPr>
+                <w:sz w:val="24"/>
+                <w:szCs w:val="24"/>
+                <w:lang w:val="en-US"/>
+              </w:rPr>
+              <w:t>I</w:t>
+            </w:r>
+            <w:r>
+              <w:rPr>
+                <w:sz w:val="24"/>
+                <w:szCs w:val="24"/>
+                <w:lang w:val="en-US"/>
+              </w:rPr>
+              <w:t>phone</w:t>
+            </w:r>
+            <w:proofErr w:type="spellEnd"/>
+          </w:p>
+        </w:tc>
+        <w:tc>
+          <w:tcPr>
+            <w:tcW w:w="3005" w:type="dxa"/>
+          </w:tcPr>
+          <w:p>
+            <w:pPr>
+              <w:jc w:val="center"/>
+              <w:rPr>
+                <w:sz w:val="24"/>
+                <w:szCs w:val="24"/>
+                <w:lang w:val="en-US"/>
+              </w:rPr>
+            </w:pPr>
+          </w:p>
+        </w:tc>
+        <w:tc>
+          <w:tcPr>
+            <w:tcW w:w="3006" w:type="dxa"/>
+          </w:tcPr>
+          <w:p>
+            <w:pPr>
+              <w:jc w:val="center"/>
+              <w:rPr>
+                <w:sz w:val="24"/>
+                <w:szCs w:val="24"/>
+                <w:lang w:val="en-US"/>
+              </w:rPr>
+            </w:pPr>
+            <w:r>
+              <w:rPr>
+                <w:sz w:val="24"/>
+                <w:szCs w:val="24"/>
+              </w:rPr>
+              <w:t>Apple iPhone is a smartphone subcategory.</w:t>
+            </w:r>
+          </w:p>
+        </w:tc>
+      </w:tr>
+      <w:tr>
+        <w:tc>
+          <w:tcPr>
+            <w:tcW w:w="3005" w:type="dxa"/>
+          </w:tcPr>
+          <w:p>
+            <w:pPr>
+              <w:jc w:val="center"/>
+              <w:rPr>
+                <w:sz w:val="24"/>
+                <w:szCs w:val="24"/>
+                <w:lang w:val="en-US"/>
+              </w:rPr>
+            </w:pPr>
+            <w:r>
+              <w:rPr>
+                <w:sz w:val="24"/>
+                <w:szCs w:val="24"/>
+                <w:lang w:val="en-US"/>
+              </w:rPr>
+              <w:t>Samsung Galaxy</w:t>
+            </w:r>
+          </w:p>
+        </w:tc>
+        <w:tc>
+          <w:tcPr>
+            <w:tcW w:w="3005" w:type="dxa"/>
+          </w:tcPr>
+          <w:p>
+            <w:pPr>
+              <w:jc w:val="center"/>
+              <w:rPr>
+                <w:sz w:val="24"/>
+                <w:szCs w:val="24"/>
+                <w:lang w:val="en-US"/>
+              </w:rPr>
+            </w:pPr>
+          </w:p>
+        </w:tc>
+        <w:tc>
+          <w:tcPr>
+            <w:tcW w:w="3006" w:type="dxa"/>
+          </w:tcPr>
+          <w:p>
+            <w:pPr>
+              <w:jc w:val="center"/>
+              <w:rPr>
+                <w:sz w:val="24"/>
+                <w:szCs w:val="24"/>
+                <w:lang w:val="en-US"/>
+              </w:rPr>
+            </w:pPr>
+            <w:r>
+              <w:rPr>
+                <w:sz w:val="24"/>
+                <w:szCs w:val="24"/>
+              </w:rPr>
+              <w:t>Samsung Galaxy is a smartphone subcategory.</w:t>
+            </w:r>
+          </w:p>
+        </w:tc>
+      </w:tr>
+      <w:tr>
+        <w:tc>
+          <w:tcPr>
+            <w:tcW w:w="3005" w:type="dxa"/>
+          </w:tcPr>
+          <w:p>
+            <w:pPr>
+              <w:jc w:val="center"/>
+              <w:rPr>
+                <w:sz w:val="24"/>
+                <w:szCs w:val="24"/>
+                <w:lang w:val="en-US"/>
+              </w:rPr>
+            </w:pPr>
+            <w:r>
+              <w:rPr>
+                <w:sz w:val="24"/>
+                <w:szCs w:val="24"/>
+                <w:lang w:val="en-US"/>
+              </w:rPr>
+              <w:t>Normal mobile phone</w:t>
+            </w:r>
+          </w:p>
+        </w:tc>
+        <w:tc>
+          <w:tcPr>
+            <w:tcW w:w="3005" w:type="dxa"/>
+          </w:tcPr>
+          <w:p>
+            <w:pPr>
+              <w:jc w:val="center"/>
+              <w:rPr>
+                <w:sz w:val="24"/>
+                <w:szCs w:val="24"/>
+                <w:lang w:val="en-US"/>
+              </w:rPr>
+            </w:pPr>
+          </w:p>
+        </w:tc>
+        <w:tc>
+          <w:tcPr>
+            <w:tcW w:w="3006" w:type="dxa"/>
+          </w:tcPr>
+          <w:p>
+            <w:pPr>
+              <w:jc w:val="center"/>
+              <w:rPr>
+                <w:sz w:val="24"/>
+                <w:szCs w:val="24"/>
+                <w:lang w:val="en-US"/>
+              </w:rPr>
+            </w:pPr>
+            <w:r>
+              <w:rPr>
+                <w:sz w:val="24"/>
+                <w:szCs w:val="24"/>
+              </w:rPr>
+              <w:t>Normal mobile phone is one of APS's phone types.</w:t>
+            </w:r>
+          </w:p>
+        </w:tc>
+      </w:tr>
+      <w:tr>
+        <w:tc>
+          <w:tcPr>
+            <w:tcW w:w="3005" w:type="dxa"/>
+          </w:tcPr>
+          <w:p>
+            <w:pPr>
+              <w:jc w:val="center"/>
+              <w:rPr>
+                <w:sz w:val="24"/>
+                <w:szCs w:val="24"/>
+                <w:lang w:val="en-US"/>
+              </w:rPr>
+            </w:pPr>
+            <w:r>
+              <w:rPr>
+                <w:sz w:val="24"/>
+                <w:szCs w:val="24"/>
+                <w:lang w:val="en-US"/>
+              </w:rPr>
+              <w:t>Land phone</w:t>
+            </w:r>
+          </w:p>
+        </w:tc>
+        <w:tc>
+          <w:tcPr>
+            <w:tcW w:w="3005" w:type="dxa"/>
+          </w:tcPr>
+          <w:p>
+            <w:pPr>
+              <w:jc w:val="center"/>
+              <w:rPr>
+                <w:sz w:val="24"/>
+                <w:szCs w:val="24"/>
+                <w:lang w:val="en-US"/>
+              </w:rPr>
+            </w:pPr>
+          </w:p>
+        </w:tc>
+        <w:tc>
+          <w:tcPr>
+            <w:tcW w:w="3006" w:type="dxa"/>
+          </w:tcPr>
+          <w:p>
+            <w:pPr>
+              <w:jc w:val="center"/>
+              <w:rPr>
+                <w:sz w:val="24"/>
+                <w:szCs w:val="24"/>
+                <w:lang w:val="en-US"/>
+              </w:rPr>
+            </w:pPr>
+            <w:r>
+              <w:rPr>
+                <w:sz w:val="24"/>
+                <w:szCs w:val="24"/>
+              </w:rPr>
+              <w:t>Land phone is one of APS's phone types.</w:t>
+            </w:r>
+          </w:p>
+        </w:tc>
+      </w:tr>
+      <w:tr>
+        <w:tc>
+          <w:tcPr>
+            <w:tcW w:w="3005" w:type="dxa"/>
+          </w:tcPr>
+          <w:p>
+            <w:pPr>
+              <w:jc w:val="center"/>
+              <w:rPr>
+                <w:sz w:val="24"/>
+                <w:szCs w:val="24"/>
+                <w:lang w:val="en-US"/>
+              </w:rPr>
+            </w:pPr>
+            <w:r>
+              <w:rPr>
+                <w:sz w:val="24"/>
+                <w:szCs w:val="24"/>
+                <w:lang w:val="en-US"/>
+              </w:rPr>
+              <w:t>bid</w:t>
+            </w:r>
+          </w:p>
+        </w:tc>
+        <w:tc>
+          <w:tcPr>
+            <w:tcW w:w="3005" w:type="dxa"/>
+          </w:tcPr>
+          <w:p>
+            <w:pPr>
+              <w:jc w:val="center"/>
+              <w:rPr>
+                <w:sz w:val="24"/>
+                <w:szCs w:val="24"/>
+                <w:lang w:val="en-US"/>
+              </w:rPr>
+            </w:pPr>
+            <w:r>
+              <w:rPr>
+                <w:sz w:val="24"/>
+                <w:szCs w:val="24"/>
+                <w:lang w:val="en-US"/>
+              </w:rPr>
+              <w:t>start Price</w:t>
+            </w:r>
+            <w:r>
+              <w:rPr>
+                <w:sz w:val="24"/>
+                <w:szCs w:val="24"/>
+                <w:lang w:val="en-US"/>
+              </w:rPr>
+              <w:t xml:space="preserve">: double </w:t>
+            </w:r>
+          </w:p>
+          <w:p>
+            <w:pPr>
+              <w:jc w:val="center"/>
+              <w:rPr>
+                <w:sz w:val="24"/>
+                <w:szCs w:val="24"/>
+                <w:lang w:val="en-US"/>
+              </w:rPr>
+            </w:pPr>
+            <w:proofErr w:type="gramStart"/>
+            <w:r>
+              <w:rPr>
+                <w:sz w:val="24"/>
+                <w:szCs w:val="24"/>
+                <w:lang w:val="en-US"/>
+              </w:rPr>
+              <w:t>endAuctionTime</w:t>
+            </w:r>
+            <w:r>
+              <w:rPr>
+                <w:sz w:val="24"/>
+                <w:szCs w:val="24"/>
+                <w:lang w:val="en-US"/>
+              </w:rPr>
+              <w:t>:</w:t>
+            </w:r>
+            <w:r>
+              <w:rPr>
+                <w:sz w:val="24"/>
+                <w:szCs w:val="24"/>
+                <w:lang w:val="en-US"/>
+              </w:rPr>
+              <w:t>Local</w:t>
+            </w:r>
+            <w:proofErr w:type="gramEnd"/>
+            <w:r>
+              <w:rPr>
+                <w:sz w:val="24"/>
+                <w:szCs w:val="24"/>
+                <w:lang w:val="en-US"/>
+              </w:rPr>
+              <w:t xml:space="preserve"> </w:t>
+            </w:r>
+            <w:proofErr w:type="gramStart"/>
+            <w:r>
+              <w:rPr>
+                <w:sz w:val="24"/>
+                <w:szCs w:val="24"/>
+                <w:lang w:val="en-US"/>
+              </w:rPr>
+              <w:t>Time</w:t>
+            </w:r>
+            <w:r>
+              <w:rPr>
+                <w:sz w:val="24"/>
+                <w:szCs w:val="24"/>
+                <w:lang w:val="en-US"/>
+              </w:rPr>
+              <w:t xml:space="preserve"> ,</w:t>
+            </w:r>
+            <w:proofErr w:type="gramEnd"/>
+            <w:r>
+              <w:rPr>
+                <w:sz w:val="24"/>
+                <w:szCs w:val="24"/>
+                <w:lang w:val="en-US"/>
+              </w:rPr>
+              <w:t xml:space="preserve"> amount: double.</w:t>
+            </w:r>
+          </w:p>
+        </w:tc>
+        <w:tc>
+          <w:tcPr>
+            <w:tcW w:w="3006" w:type="dxa"/>
+          </w:tcPr>
+          <w:p>
+            <w:pPr>
+              <w:jc w:val="center"/>
+              <w:rPr>
+                <w:sz w:val="24"/>
+                <w:szCs w:val="24"/>
+                <w:lang w:val="en-US"/>
+              </w:rPr>
+            </w:pPr>
+            <w:r>
+              <w:rPr>
+                <w:sz w:val="24"/>
+                <w:szCs w:val="24"/>
+              </w:rPr>
+              <w:t>Auction bidding uses a starting price, end time and bid amount.</w:t>
+            </w:r>
+          </w:p>
+        </w:tc>
+      </w:tr>
+      <w:tr>
+        <w:tc>
+          <w:tcPr>
+            <w:tcW w:w="3005" w:type="dxa"/>
+          </w:tcPr>
+          <w:p>
+            <w:pPr>
+              <w:jc w:val="center"/>
+              <w:rPr>
+                <w:sz w:val="24"/>
+                <w:szCs w:val="24"/>
+                <w:lang w:val="en-US"/>
+              </w:rPr>
+            </w:pPr>
+            <w:r>
+              <w:rPr>
+                <w:sz w:val="24"/>
+                <w:szCs w:val="24"/>
+                <w:lang w:val="en-US"/>
+              </w:rPr>
+              <w:t>Shopping basket</w:t>
+            </w:r>
+          </w:p>
+        </w:tc>
+        <w:tc>
+          <w:tcPr>
+            <w:tcW w:w="3005" w:type="dxa"/>
+          </w:tcPr>
+          <w:p>
+            <w:pPr>
+              <w:jc w:val="center"/>
+              <w:rPr>
+                <w:sz w:val="24"/>
+                <w:szCs w:val="24"/>
+                <w:lang w:val="en-US"/>
+              </w:rPr>
+            </w:pPr>
+            <w:r>
+              <w:rPr>
+                <w:sz w:val="24"/>
+                <w:szCs w:val="24"/>
+                <w:lang w:val="en-US"/>
+              </w:rPr>
+              <w:t>Status: string</w:t>
+            </w:r>
+          </w:p>
+        </w:tc>
+        <w:tc>
+          <w:tcPr>
+            <w:tcW w:w="3006" w:type="dxa"/>
+          </w:tcPr>
+          <w:p>
+            <w:pPr>
+              <w:jc w:val="center"/>
+              <w:rPr>
+                <w:sz w:val="24"/>
+                <w:szCs w:val="24"/>
+                <w:lang w:val="en-US"/>
+              </w:rPr>
+            </w:pPr>
+            <w:r>
+              <w:rPr>
+                <w:sz w:val="24"/>
+                <w:szCs w:val="24"/>
+              </w:rPr>
+              <w:t>APS creates and saves a shopping basket for fixed-price purchases.</w:t>
+            </w:r>
+          </w:p>
+        </w:tc>
+      </w:tr>
+      <w:tr>
+        <w:tc>
+          <w:tcPr>
+            <w:tcW w:w="3005" w:type="dxa"/>
+          </w:tcPr>
+          <w:p>
+            <w:pPr>
+              <w:jc w:val="center"/>
+              <w:rPr>
+                <w:sz w:val="24"/>
+                <w:szCs w:val="24"/>
+                <w:lang w:val="en-US"/>
+              </w:rPr>
+            </w:pPr>
+            <w:r>
+              <w:rPr>
+                <w:sz w:val="24"/>
+                <w:szCs w:val="24"/>
+                <w:lang w:val="en-US"/>
+              </w:rPr>
+              <w:t>catalog</w:t>
+            </w:r>
+          </w:p>
+        </w:tc>
+        <w:tc>
+          <w:tcPr>
+            <w:tcW w:w="3005" w:type="dxa"/>
+          </w:tcPr>
+          <w:p>
+            <w:pPr>
+              <w:jc w:val="center"/>
+              <w:rPr>
+                <w:sz w:val="24"/>
+                <w:szCs w:val="24"/>
+                <w:lang w:val="en-US"/>
+              </w:rPr>
+            </w:pPr>
+            <w:r>
+              <w:rPr>
+                <w:sz w:val="24"/>
+                <w:szCs w:val="24"/>
+                <w:lang w:val="en-US"/>
+              </w:rPr>
+              <w:t>itemList: List&lt;item&gt;</w:t>
+            </w:r>
+          </w:p>
+        </w:tc>
+        <w:tc>
+          <w:tcPr>
+            <w:tcW w:w="3006" w:type="dxa"/>
+          </w:tcPr>
+          <w:p>
+            <w:pPr>
+              <w:jc w:val="center"/>
+              <w:rPr>
+                <w:sz w:val="24"/>
+                <w:szCs w:val="24"/>
+                <w:lang w:val="en-US"/>
+              </w:rPr>
+            </w:pPr>
+            <w:r>
+              <w:rPr>
+                <w:sz w:val="24"/>
+                <w:szCs w:val="24"/>
+              </w:rPr>
+              <w:t>APS maintains a product catalog containing items for sale.</w:t>
+            </w:r>
+          </w:p>
+        </w:tc>
+      </w:tr>
+      <w:tr>
+        <w:tc>
+          <w:tcPr>
+            <w:tcW w:w="3005" w:type="dxa"/>
+          </w:tcPr>
+          <w:p>
+            <w:pPr>
+              <w:jc w:val="center"/>
+              <w:rPr>
+                <w:sz w:val="24"/>
+                <w:szCs w:val="24"/>
+                <w:lang w:val="en-US"/>
+              </w:rPr>
+            </w:pPr>
+            <w:r>
+              <w:rPr>
+                <w:sz w:val="24"/>
+                <w:szCs w:val="24"/>
+                <w:lang w:val="en-US"/>
+              </w:rPr>
+              <w:t>invoice</w:t>
+            </w:r>
+          </w:p>
+        </w:tc>
+        <w:tc>
+          <w:tcPr>
+            <w:tcW w:w="3005" w:type="dxa"/>
+          </w:tcPr>
+          <w:p>
+            <w:pPr>
+              <w:jc w:val="center"/>
+              <w:rPr>
+                <w:sz w:val="24"/>
+                <w:szCs w:val="24"/>
+                <w:lang w:val="en-US"/>
+              </w:rPr>
+            </w:pPr>
+            <w:r>
+              <w:rPr>
+                <w:sz w:val="24"/>
+                <w:szCs w:val="24"/>
+                <w:lang w:val="en-US"/>
+              </w:rPr>
+              <w:t xml:space="preserve">Status: </w:t>
+            </w:r>
+            <w:proofErr w:type="gramStart"/>
+            <w:r>
+              <w:rPr>
+                <w:sz w:val="24"/>
+                <w:szCs w:val="24"/>
+                <w:lang w:val="en-US"/>
+              </w:rPr>
+              <w:t>string ,</w:t>
+            </w:r>
+            <w:proofErr w:type="gramEnd"/>
+            <w:r>
+              <w:rPr>
+                <w:sz w:val="24"/>
+                <w:szCs w:val="24"/>
+                <w:lang w:val="en-US"/>
+              </w:rPr>
+              <w:t xml:space="preserve"> InvoiceNo: </w:t>
+            </w:r>
+            <w:proofErr w:type="gramStart"/>
+            <w:r>
+              <w:rPr>
+                <w:sz w:val="24"/>
+                <w:szCs w:val="24"/>
+                <w:lang w:val="en-US"/>
+              </w:rPr>
+              <w:t>int ,</w:t>
+            </w:r>
+            <w:proofErr w:type="gramEnd"/>
+            <w:r>
+              <w:rPr>
+                <w:sz w:val="24"/>
+                <w:szCs w:val="24"/>
+                <w:lang w:val="en-US"/>
+              </w:rPr>
+              <w:t xml:space="preserve"> amount: double, data: LocalDate.</w:t>
+            </w:r>
+          </w:p>
+        </w:tc>
+        <w:tc>
+          <w:tcPr>
+            <w:tcW w:w="3006" w:type="dxa"/>
+          </w:tcPr>
+          <w:p>
+            <w:pPr>
+              <w:jc w:val="center"/>
+              <w:rPr>
+                <w:sz w:val="24"/>
+                <w:szCs w:val="24"/>
+                <w:lang w:val="en-US"/>
+              </w:rPr>
+            </w:pPr>
+            <w:r>
+              <w:rPr>
+                <w:sz w:val="24"/>
+                <w:szCs w:val="24"/>
+              </w:rPr>
+              <w:t>APS prepares invoices, attaches them to the registration and tracks their status.</w:t>
+            </w:r>
+          </w:p>
+        </w:tc>
+      </w:tr>
+      <w:tr>
+        <w:tc>
+          <w:tcPr>
+            <w:tcW w:w="3005" w:type="dxa"/>
+          </w:tcPr>
+          <w:p>
+            <w:pPr>
+              <w:jc w:val="center"/>
+              <w:rPr>
+                <w:sz w:val="24"/>
+                <w:szCs w:val="24"/>
+                <w:lang w:val="en-US"/>
+              </w:rPr>
+            </w:pPr>
+            <w:r>
+              <w:rPr>
+                <w:sz w:val="24"/>
+                <w:szCs w:val="24"/>
+                <w:lang w:val="en-US"/>
+              </w:rPr>
+              <w:t>Penalty</w:t>
+            </w:r>
+          </w:p>
+        </w:tc>
+        <w:tc>
+          <w:tcPr>
+            <w:tcW w:w="3005" w:type="dxa"/>
+          </w:tcPr>
+          <w:p>
+            <w:pPr>
+              <w:jc w:val="center"/>
+              <w:rPr>
+                <w:sz w:val="24"/>
+                <w:szCs w:val="24"/>
+                <w:lang w:val="en-US"/>
+              </w:rPr>
+            </w:pPr>
+            <w:r>
+              <w:rPr>
+                <w:sz w:val="24"/>
+                <w:szCs w:val="24"/>
+                <w:lang w:val="en-US"/>
+              </w:rPr>
+              <w:t>Amount: double</w:t>
+            </w:r>
+          </w:p>
+        </w:tc>
+        <w:tc>
+          <w:tcPr>
+            <w:tcW w:w="3006" w:type="dxa"/>
+          </w:tcPr>
+          <w:p>
+            <w:pPr>
+              <w:jc w:val="center"/>
+              <w:rPr>
+                <w:sz w:val="24"/>
+                <w:szCs w:val="24"/>
+                <w:lang w:val="en-US"/>
+              </w:rPr>
+            </w:pPr>
+            <w:r>
+              <w:rPr>
+                <w:sz w:val="24"/>
+                <w:szCs w:val="24"/>
+              </w:rPr>
+              <w:t>APS charges a 10% penalty in specified cases.</w:t>
+            </w:r>
+          </w:p>
+        </w:tc>
+      </w:tr>
+    </w:tbl>
     <w:p>
       <w:pPr>
         <w:rPr>
           <w:lang w:val="en-US"/>
         </w:rPr>
       </w:pPr>
-      <w:r>
+    </w:p>
+    <w:p>
+      <w:pPr>
         <w:rPr>
           <w:lang w:val="en-US"/>
         </w:rPr>
-        <w:t>Hk;;;;;;;;;;;;;</w:t>
+      </w:pPr>
+    </w:p>
+    <w:p>
+      <w:pPr>
+        <w:rPr>
+          <w:b/>
+          <w:bCs/>
+          <w:lang w:val="en-US"/>
+        </w:rPr>
+      </w:pPr>
+      <w:r>
+        <w:rPr>
+          <w:b/>
+          <w:bCs/>
+          <w:lang w:val="en-US"/>
+        </w:rPr>
+        <w:t>B.1- Identify Classes and Typed Attributes</w:t>
       </w:r>
     </w:p>
     <w:sectPr>
@@ -628,7 +2037,6 @@
   <w:style w:type="character" w:default="1" w:styleId="DefaultParagraphFont">
     <w:name w:val="Default Paragraph Font"/>
     <w:uiPriority w:val="1"/>
-    <w:semiHidden/>
     <w:unhideWhenUsed/>
   </w:style>
   <w:style w:type="table" w:default="1" w:styleId="TableNormal">
@@ -941,6 +2349,25 @@
       <w:color w:val="0F4761" w:themeColor="accent1" w:themeShade="BF"/>
       <w:spacing w:val="5"/>
     </w:rPr>
+  </w:style>
+  <w:style w:type="table" w:styleId="TableGrid">
+    <w:name w:val="Table Grid"/>
+    <w:basedOn w:val="TableNormal"/>
+    <w:uiPriority w:val="39"/>
+    <w:rsid w:val="00757CEC"/>
+    <w:pPr>
+      <w:spacing w:after="0" w:line="240" w:lineRule="auto"/>
+    </w:pPr>
+    <w:tblPr>
+      <w:tblBorders>
+        <w:top w:val="single" w:sz="4" w:space="0" w:color="auto"/>
+        <w:left w:val="single" w:sz="4" w:space="0" w:color="auto"/>
+        <w:bottom w:val="single" w:sz="4" w:space="0" w:color="auto"/>
+        <w:right w:val="single" w:sz="4" w:space="0" w:color="auto"/>
+        <w:insideH w:val="single" w:sz="4" w:space="0" w:color="auto"/>
+        <w:insideV w:val="single" w:sz="4" w:space="0" w:color="auto"/>
+      </w:tblBorders>
+    </w:tblPr>
   </w:style>
 </w:styles>
 </file>

--- a/Lab7.docx
+++ b/Lab7.docx
@@ -1396,9 +1396,39 @@
     <w:p>
       <w:pPr>
         <w:rPr>
+          <w:b/>
+          <w:bCs/>
+          <w:highlight w:val="yellow"/>
           <w:lang w:val="en-US"/>
         </w:rPr>
       </w:pPr>
+      <w:r>
+        <w:rPr>
+          <w:b/>
+          <w:bCs/>
+          <w:highlight w:val="yellow"/>
+          <w:lang w:val="en-US"/>
+        </w:rPr>
+        <w:t>Rana Aldosari</w:t>
+      </w:r>
+    </w:p>
+    <w:p>
+      <w:pPr>
+        <w:rPr>
+          <w:b/>
+          <w:bCs/>
+          <w:lang w:val="en-US"/>
+        </w:rPr>
+      </w:pPr>
+      <w:r>
+        <w:rPr>
+          <w:b/>
+          <w:bCs/>
+          <w:highlight w:val="yellow"/>
+          <w:lang w:val="en-US"/>
+        </w:rPr>
+        <w:t>20193017</w:t>
+      </w:r>
     </w:p>
     <w:p>
       <w:pPr>
@@ -1412,6 +1442,8 @@
         <w:rPr>
           <w:b/>
           <w:bCs/>
+          <w:sz w:val="24"/>
+          <w:szCs w:val="24"/>
           <w:lang w:val="en-US"/>
         </w:rPr>
       </w:pPr>
@@ -1419,10 +1451,1047 @@
         <w:rPr>
           <w:b/>
           <w:bCs/>
+          <w:sz w:val="24"/>
+          <w:szCs w:val="24"/>
           <w:lang w:val="en-US"/>
         </w:rPr>
         <w:t>B.1- Identify Classes and Typed Attributes</w:t>
       </w:r>
+    </w:p>
+    <w:p>
+      <w:pPr>
+        <w:rPr>
+          <w:b/>
+          <w:bCs/>
+          <w:lang w:val="en-US"/>
+        </w:rPr>
+      </w:pPr>
+    </w:p>
+    <w:p>
+      <w:pPr>
+        <w:rPr>
+          <w:b/>
+          <w:bCs/>
+          <w:lang w:val="en-US"/>
+        </w:rPr>
+      </w:pPr>
+    </w:p>
+    <w:p>
+      <w:pPr>
+        <w:rPr>
+          <w:b/>
+          <w:bCs/>
+          <w:sz w:val="28"/>
+          <w:szCs w:val="28"/>
+        </w:rPr>
+      </w:pPr>
+      <w:r>
+        <w:rPr>
+          <w:b/>
+          <w:bCs/>
+          <w:sz w:val="28"/>
+          <w:szCs w:val="28"/>
+        </w:rPr>
+        <w:t xml:space="preserve">B.2 </w:t>
+      </w:r>
+      <w:r>
+        <w:rPr>
+          <w:b/>
+          <w:bCs/>
+          <w:sz w:val="28"/>
+          <w:szCs w:val="28"/>
+        </w:rPr>
+        <w:t xml:space="preserve">- </w:t>
+      </w:r>
+      <w:r>
+        <w:rPr>
+          <w:b/>
+          <w:bCs/>
+          <w:sz w:val="28"/>
+          <w:szCs w:val="28"/>
+        </w:rPr>
+        <w:t>Develop the APS class diagra</w:t>
+      </w:r>
+      <w:r>
+        <w:rPr>
+          <w:b/>
+          <w:bCs/>
+          <w:noProof/>
+          <w:sz w:val="28"/>
+          <w:szCs w:val="28"/>
+          <w:lang w:val="en-US"/>
+        </w:rPr>
+        <w:drawing>
+          <wp:anchor distT="0" distB="0" distL="114300" distR="114300" simplePos="0" relativeHeight="251658240" behindDoc="0" locked="0" layoutInCell="1" allowOverlap="1" wp14:anchorId="02A3C9F0" wp14:editId="52BD4519">
+            <wp:simplePos x="0" y="0"/>
+            <wp:positionH relativeFrom="margin">
+              <wp:posOffset>-656303</wp:posOffset>
+            </wp:positionH>
+            <wp:positionV relativeFrom="paragraph">
+              <wp:posOffset>761385</wp:posOffset>
+            </wp:positionV>
+            <wp:extent cx="6728116" cy="4563254"/>
+            <wp:effectExtent l="0" t="0" r="0" b="8890"/>
+            <wp:wrapSquare wrapText="bothSides"/>
+            <wp:docPr id="1886546957" name="Picture 1"/>
+            <wp:cNvGraphicFramePr>
+              <a:graphicFrameLocks xmlns:a="http://schemas.openxmlformats.org/drawingml/2006/main" noChangeAspect="1"/>
+            </wp:cNvGraphicFramePr>
+            <a:graphic xmlns:a="http://schemas.openxmlformats.org/drawingml/2006/main">
+              <a:graphicData uri="http://schemas.openxmlformats.org/drawingml/2006/picture">
+                <pic:pic xmlns:pic="http://schemas.openxmlformats.org/drawingml/2006/picture">
+                  <pic:nvPicPr>
+                    <pic:cNvPr id="1886546957" name="Picture 1886546957"/>
+                    <pic:cNvPicPr/>
+                  </pic:nvPicPr>
+                  <pic:blipFill>
+                    <a:blip r:embed="rId6">
+                      <a:extLst>
+                        <a:ext uri="{28A0092B-C50C-407E-A947-70E740481C1C}">
+                          <a14:useLocalDpi xmlns:a14="http://schemas.microsoft.com/office/drawing/2010/main" val="0"/>
+                        </a:ext>
+                      </a:extLst>
+                    </a:blip>
+                    <a:stretch>
+                      <a:fillRect/>
+                    </a:stretch>
+                  </pic:blipFill>
+                  <pic:spPr>
+                    <a:xfrm>
+                      <a:off x="0" y="0"/>
+                      <a:ext cx="6728116" cy="4563254"/>
+                    </a:xfrm>
+                    <a:prstGeom prst="rect">
+                      <a:avLst/>
+                    </a:prstGeom>
+                  </pic:spPr>
+                </pic:pic>
+              </a:graphicData>
+            </a:graphic>
+            <wp14:sizeRelH relativeFrom="page">
+              <wp14:pctWidth>0</wp14:pctWidth>
+            </wp14:sizeRelH>
+            <wp14:sizeRelV relativeFrom="page">
+              <wp14:pctHeight>0</wp14:pctHeight>
+            </wp14:sizeRelV>
+          </wp:anchor>
+        </w:drawing>
+      </w:r>
+      <w:r>
+        <w:rPr>
+          <w:b/>
+          <w:bCs/>
+          <w:sz w:val="28"/>
+          <w:szCs w:val="28"/>
+        </w:rPr>
+        <w:t>m</w:t>
+      </w:r>
+    </w:p>
+    <w:p>
+      <w:pPr>
+        <w:rPr>
+          <w:sz w:val="28"/>
+          <w:szCs w:val="28"/>
+        </w:rPr>
+      </w:pPr>
+    </w:p>
+    <w:p>
+      <w:pPr>
+        <w:tabs>
+          <w:tab w:val="left" w:pos="7200"/>
+        </w:tabs>
+        <w:rPr>
+          <w:sz w:val="28"/>
+          <w:szCs w:val="28"/>
+        </w:rPr>
+      </w:pPr>
+      <w:r>
+        <w:rPr>
+          <w:sz w:val="28"/>
+          <w:szCs w:val="28"/>
+        </w:rPr>
+        <w:tab/>
+      </w:r>
+    </w:p>
+    <w:p>
+      <w:pPr>
+        <w:tabs>
+          <w:tab w:val="left" w:pos="7200"/>
+        </w:tabs>
+        <w:rPr>
+          <w:sz w:val="28"/>
+          <w:szCs w:val="28"/>
+        </w:rPr>
+      </w:pPr>
+    </w:p>
+    <w:p>
+      <w:pPr>
+        <w:tabs>
+          <w:tab w:val="left" w:pos="7200"/>
+        </w:tabs>
+        <w:rPr>
+          <w:sz w:val="28"/>
+          <w:szCs w:val="28"/>
+        </w:rPr>
+      </w:pPr>
+    </w:p>
+    <w:p>
+      <w:pPr>
+        <w:tabs>
+          <w:tab w:val="left" w:pos="7200"/>
+        </w:tabs>
+        <w:rPr>
+          <w:sz w:val="28"/>
+          <w:szCs w:val="28"/>
+        </w:rPr>
+      </w:pPr>
+    </w:p>
+    <w:p>
+      <w:pPr>
+        <w:tabs>
+          <w:tab w:val="left" w:pos="7200"/>
+        </w:tabs>
+        <w:rPr>
+          <w:sz w:val="28"/>
+          <w:szCs w:val="28"/>
+        </w:rPr>
+      </w:pPr>
+    </w:p>
+    <w:p>
+      <w:pPr>
+        <w:rPr>
+          <w:sz w:val="28"/>
+          <w:szCs w:val="28"/>
+        </w:rPr>
+      </w:pPr>
+    </w:p>
+    <w:p>
+      <w:pPr>
+        <w:rPr>
+          <w:sz w:val="28"/>
+          <w:szCs w:val="28"/>
+        </w:rPr>
+      </w:pPr>
+    </w:p>
+    <w:p>
+      <w:pPr>
+        <w:rPr>
+          <w:sz w:val="28"/>
+          <w:szCs w:val="28"/>
+        </w:rPr>
+      </w:pPr>
+    </w:p>
+    <w:p>
+      <w:pPr>
+        <w:rPr>
+          <w:sz w:val="28"/>
+          <w:szCs w:val="28"/>
+        </w:rPr>
+      </w:pPr>
+    </w:p>
+    <w:p>
+      <w:pPr>
+        <w:rPr>
+          <w:sz w:val="28"/>
+          <w:szCs w:val="28"/>
+        </w:rPr>
+      </w:pPr>
+    </w:p>
+    <w:p>
+      <w:pPr>
+        <w:rPr>
+          <w:b/>
+          <w:bCs/>
+          <w:sz w:val="24"/>
+          <w:szCs w:val="24"/>
+        </w:rPr>
+      </w:pPr>
+      <w:r>
+        <w:rPr>
+          <w:b/>
+          <w:bCs/>
+          <w:sz w:val="24"/>
+          <w:szCs w:val="24"/>
+        </w:rPr>
+        <w:t xml:space="preserve">B.3 Assign operations from the use case specifications </w:t>
+      </w:r>
+    </w:p>
+    <w:p>
+      <w:pPr>
+        <w:rPr>
+          <w:sz w:val="28"/>
+          <w:szCs w:val="28"/>
+        </w:rPr>
+      </w:pPr>
+    </w:p>
+    <w:tbl>
+      <w:tblPr>
+        <w:tblStyle w:val="TableGrid"/>
+        <w:tblW w:w="0" w:type="auto"/>
+        <w:tblLook w:val="04A0" w:firstRow="1" w:lastRow="0" w:firstColumn="1" w:lastColumn="0" w:noHBand="0" w:noVBand="1"/>
+      </w:tblPr>
+      <w:tblGrid>
+        <w:gridCol w:w="2718"/>
+        <w:gridCol w:w="3488"/>
+        <w:gridCol w:w="2810"/>
+      </w:tblGrid>
+      <w:tr>
+        <w:tc>
+          <w:tcPr>
+            <w:tcW w:w="3005" w:type="dxa"/>
+          </w:tcPr>
+          <w:p>
+            <w:pPr>
+              <w:jc w:val="center"/>
+              <w:rPr>
+                <w:b/>
+                <w:bCs/>
+                <w:sz w:val="28"/>
+                <w:szCs w:val="28"/>
+              </w:rPr>
+            </w:pPr>
+            <w:r>
+              <w:rPr>
+                <w:b/>
+                <w:bCs/>
+                <w:sz w:val="28"/>
+                <w:szCs w:val="28"/>
+              </w:rPr>
+              <w:t>Class</w:t>
+            </w:r>
+          </w:p>
+        </w:tc>
+        <w:tc>
+          <w:tcPr>
+            <w:tcW w:w="3005" w:type="dxa"/>
+          </w:tcPr>
+          <w:p>
+            <w:pPr>
+              <w:jc w:val="center"/>
+              <w:rPr>
+                <w:b/>
+                <w:bCs/>
+                <w:sz w:val="28"/>
+                <w:szCs w:val="28"/>
+              </w:rPr>
+            </w:pPr>
+            <w:r>
+              <w:rPr>
+                <w:b/>
+                <w:bCs/>
+                <w:sz w:val="28"/>
+                <w:szCs w:val="28"/>
+              </w:rPr>
+              <w:t>Operation with parameter and return types</w:t>
+            </w:r>
+          </w:p>
+        </w:tc>
+        <w:tc>
+          <w:tcPr>
+            <w:tcW w:w="3006" w:type="dxa"/>
+          </w:tcPr>
+          <w:p>
+            <w:pPr>
+              <w:jc w:val="center"/>
+              <w:rPr>
+                <w:b/>
+                <w:bCs/>
+                <w:sz w:val="28"/>
+                <w:szCs w:val="28"/>
+              </w:rPr>
+            </w:pPr>
+            <w:r>
+              <w:rPr>
+                <w:b/>
+                <w:bCs/>
+                <w:sz w:val="28"/>
+                <w:szCs w:val="28"/>
+              </w:rPr>
+              <w:t>Use case step and placement reason</w:t>
+            </w:r>
+          </w:p>
+        </w:tc>
+      </w:tr>
+      <w:tr>
+        <w:tc>
+          <w:tcPr>
+            <w:tcW w:w="3005" w:type="dxa"/>
+          </w:tcPr>
+          <w:p>
+            <w:pPr>
+              <w:jc w:val="center"/>
+              <w:rPr>
+                <w:sz w:val="28"/>
+                <w:szCs w:val="28"/>
+              </w:rPr>
+            </w:pPr>
+            <w:r>
+              <w:rPr>
+                <w:sz w:val="28"/>
+                <w:szCs w:val="28"/>
+              </w:rPr>
+              <w:t>Client</w:t>
+            </w:r>
+          </w:p>
+        </w:tc>
+        <w:tc>
+          <w:tcPr>
+            <w:tcW w:w="3005" w:type="dxa"/>
+          </w:tcPr>
+          <w:p>
+            <w:pPr>
+              <w:jc w:val="center"/>
+              <w:rPr>
+                <w:sz w:val="28"/>
+                <w:szCs w:val="28"/>
+              </w:rPr>
+            </w:pPr>
+            <w:r>
+              <w:rPr>
+                <w:sz w:val="28"/>
+                <w:szCs w:val="28"/>
+              </w:rPr>
+              <w:t>+</w:t>
+            </w:r>
+            <w:proofErr w:type="gramStart"/>
+            <w:r>
+              <w:rPr>
+                <w:sz w:val="28"/>
+                <w:szCs w:val="28"/>
+              </w:rPr>
+              <w:t>register(</w:t>
+            </w:r>
+            <w:proofErr w:type="gramEnd"/>
+            <w:r>
+              <w:rPr>
+                <w:sz w:val="28"/>
+                <w:szCs w:val="28"/>
+              </w:rPr>
+              <w:t>name: string, address: string</w:t>
+            </w:r>
+            <w:proofErr w:type="gramStart"/>
+            <w:r>
+              <w:rPr>
+                <w:sz w:val="28"/>
+                <w:szCs w:val="28"/>
+              </w:rPr>
+              <w:t>):void</w:t>
+            </w:r>
+            <w:proofErr w:type="gramEnd"/>
+          </w:p>
+        </w:tc>
+        <w:tc>
+          <w:tcPr>
+            <w:tcW w:w="3006" w:type="dxa"/>
+          </w:tcPr>
+          <w:p>
+            <w:pPr>
+              <w:jc w:val="center"/>
+              <w:rPr>
+                <w:sz w:val="28"/>
+                <w:szCs w:val="28"/>
+              </w:rPr>
+            </w:pPr>
+            <w:r>
+              <w:rPr>
+                <w:sz w:val="28"/>
+                <w:szCs w:val="28"/>
+              </w:rPr>
+              <w:t>UC001- Registers client: Register the client using the provided name and address</w:t>
+            </w:r>
+          </w:p>
+        </w:tc>
+      </w:tr>
+      <w:tr>
+        <w:tc>
+          <w:tcPr>
+            <w:tcW w:w="3005" w:type="dxa"/>
+          </w:tcPr>
+          <w:p>
+            <w:pPr>
+              <w:jc w:val="center"/>
+              <w:rPr>
+                <w:sz w:val="28"/>
+                <w:szCs w:val="28"/>
+              </w:rPr>
+            </w:pPr>
+            <w:r>
+              <w:rPr>
+                <w:sz w:val="28"/>
+                <w:szCs w:val="28"/>
+              </w:rPr>
+              <w:t>Client</w:t>
+            </w:r>
+          </w:p>
+        </w:tc>
+        <w:tc>
+          <w:tcPr>
+            <w:tcW w:w="3005" w:type="dxa"/>
+          </w:tcPr>
+          <w:p>
+            <w:pPr>
+              <w:jc w:val="center"/>
+              <w:rPr>
+                <w:sz w:val="28"/>
+                <w:szCs w:val="28"/>
+              </w:rPr>
+            </w:pPr>
+            <w:r>
+              <w:rPr>
+                <w:sz w:val="28"/>
+                <w:szCs w:val="28"/>
+              </w:rPr>
+              <w:t>+</w:t>
+            </w:r>
+            <w:proofErr w:type="gramStart"/>
+            <w:r>
+              <w:rPr>
+                <w:sz w:val="28"/>
+                <w:szCs w:val="28"/>
+              </w:rPr>
+              <w:t>assignRegistrationNo(</w:t>
+            </w:r>
+            <w:proofErr w:type="gramEnd"/>
+            <w:r>
+              <w:rPr>
+                <w:sz w:val="28"/>
+                <w:szCs w:val="28"/>
+              </w:rPr>
+              <w:t>):int</w:t>
+            </w:r>
+          </w:p>
+        </w:tc>
+        <w:tc>
+          <w:tcPr>
+            <w:tcW w:w="3006" w:type="dxa"/>
+          </w:tcPr>
+          <w:p>
+            <w:pPr>
+              <w:jc w:val="center"/>
+              <w:rPr>
+                <w:sz w:val="28"/>
+                <w:szCs w:val="28"/>
+              </w:rPr>
+            </w:pPr>
+            <w:r>
+              <w:rPr>
+                <w:sz w:val="28"/>
+                <w:szCs w:val="28"/>
+              </w:rPr>
+              <w:t>UC001- Register client: APS assigns a unique registration number to the client</w:t>
+            </w:r>
+          </w:p>
+        </w:tc>
+      </w:tr>
+      <w:tr>
+        <w:tc>
+          <w:tcPr>
+            <w:tcW w:w="3005" w:type="dxa"/>
+          </w:tcPr>
+          <w:p>
+            <w:pPr>
+              <w:jc w:val="center"/>
+              <w:rPr>
+                <w:sz w:val="28"/>
+                <w:szCs w:val="28"/>
+              </w:rPr>
+            </w:pPr>
+            <w:r>
+              <w:rPr>
+                <w:sz w:val="28"/>
+                <w:szCs w:val="28"/>
+              </w:rPr>
+              <w:t>Item</w:t>
+            </w:r>
+          </w:p>
+        </w:tc>
+        <w:tc>
+          <w:tcPr>
+            <w:tcW w:w="3005" w:type="dxa"/>
+          </w:tcPr>
+          <w:p>
+            <w:pPr>
+              <w:jc w:val="center"/>
+              <w:rPr>
+                <w:sz w:val="28"/>
+                <w:szCs w:val="28"/>
+              </w:rPr>
+            </w:pPr>
+            <w:r>
+              <w:rPr>
+                <w:sz w:val="28"/>
+                <w:szCs w:val="28"/>
+              </w:rPr>
+              <w:t xml:space="preserve">+create </w:t>
+            </w:r>
+            <w:proofErr w:type="gramStart"/>
+            <w:r>
+              <w:rPr>
+                <w:sz w:val="28"/>
+                <w:szCs w:val="28"/>
+              </w:rPr>
+              <w:t>Item(</w:t>
+            </w:r>
+            <w:proofErr w:type="gramEnd"/>
+            <w:r>
+              <w:rPr>
+                <w:sz w:val="28"/>
+                <w:szCs w:val="28"/>
+              </w:rPr>
+              <w:t xml:space="preserve">model: String, </w:t>
+            </w:r>
+            <w:proofErr w:type="gramStart"/>
+            <w:r>
+              <w:rPr>
+                <w:sz w:val="28"/>
+                <w:szCs w:val="28"/>
+              </w:rPr>
+              <w:t>make :</w:t>
+            </w:r>
+            <w:proofErr w:type="gramEnd"/>
+            <w:r>
+              <w:rPr>
+                <w:sz w:val="28"/>
+                <w:szCs w:val="28"/>
+              </w:rPr>
+              <w:t xml:space="preserve"> </w:t>
+            </w:r>
+            <w:proofErr w:type="gramStart"/>
+            <w:r>
+              <w:rPr>
+                <w:sz w:val="28"/>
+                <w:szCs w:val="28"/>
+              </w:rPr>
+              <w:t>string  ,</w:t>
+            </w:r>
+            <w:proofErr w:type="gramEnd"/>
+            <w:r>
+              <w:rPr>
+                <w:sz w:val="28"/>
+                <w:szCs w:val="28"/>
+              </w:rPr>
+              <w:t xml:space="preserve"> capacity: </w:t>
+            </w:r>
+            <w:proofErr w:type="gramStart"/>
+            <w:r>
+              <w:rPr>
+                <w:sz w:val="28"/>
+                <w:szCs w:val="28"/>
+              </w:rPr>
+              <w:t>string ,</w:t>
+            </w:r>
+            <w:proofErr w:type="gramEnd"/>
+            <w:r>
+              <w:rPr>
+                <w:sz w:val="28"/>
+                <w:szCs w:val="28"/>
+              </w:rPr>
+              <w:t xml:space="preserve"> color: string): Item</w:t>
+            </w:r>
+          </w:p>
+        </w:tc>
+        <w:tc>
+          <w:tcPr>
+            <w:tcW w:w="3006" w:type="dxa"/>
+          </w:tcPr>
+          <w:p>
+            <w:pPr>
+              <w:jc w:val="center"/>
+              <w:rPr>
+                <w:sz w:val="28"/>
+                <w:szCs w:val="28"/>
+              </w:rPr>
+            </w:pPr>
+            <w:r>
+              <w:rPr>
+                <w:sz w:val="28"/>
+                <w:szCs w:val="28"/>
+              </w:rPr>
+              <w:t>UC003- List item for sale: Records the item details provided by the client.</w:t>
+            </w:r>
+          </w:p>
+        </w:tc>
+      </w:tr>
+      <w:tr>
+        <w:tc>
+          <w:tcPr>
+            <w:tcW w:w="3005" w:type="dxa"/>
+          </w:tcPr>
+          <w:p>
+            <w:pPr>
+              <w:jc w:val="center"/>
+              <w:rPr>
+                <w:sz w:val="28"/>
+                <w:szCs w:val="28"/>
+              </w:rPr>
+            </w:pPr>
+            <w:r>
+              <w:rPr>
+                <w:sz w:val="28"/>
+                <w:szCs w:val="28"/>
+              </w:rPr>
+              <w:t>Item</w:t>
+            </w:r>
+          </w:p>
+        </w:tc>
+        <w:tc>
+          <w:tcPr>
+            <w:tcW w:w="3005" w:type="dxa"/>
+          </w:tcPr>
+          <w:p>
+            <w:pPr>
+              <w:jc w:val="center"/>
+              <w:rPr>
+                <w:sz w:val="28"/>
+                <w:szCs w:val="28"/>
+              </w:rPr>
+            </w:pPr>
+            <w:r>
+              <w:rPr>
+                <w:sz w:val="28"/>
+                <w:szCs w:val="28"/>
+              </w:rPr>
+              <w:t>+</w:t>
+            </w:r>
+            <w:proofErr w:type="gramStart"/>
+            <w:r>
+              <w:rPr>
+                <w:sz w:val="28"/>
+                <w:szCs w:val="28"/>
+              </w:rPr>
+              <w:t>assignID(</w:t>
+            </w:r>
+            <w:proofErr w:type="gramEnd"/>
+            <w:r>
+              <w:rPr>
+                <w:sz w:val="28"/>
+                <w:szCs w:val="28"/>
+              </w:rPr>
+              <w:t>): void</w:t>
+            </w:r>
+          </w:p>
+        </w:tc>
+        <w:tc>
+          <w:tcPr>
+            <w:tcW w:w="3006" w:type="dxa"/>
+          </w:tcPr>
+          <w:p>
+            <w:pPr>
+              <w:jc w:val="center"/>
+              <w:rPr>
+                <w:sz w:val="28"/>
+                <w:szCs w:val="28"/>
+              </w:rPr>
+            </w:pPr>
+            <w:r>
+              <w:rPr>
+                <w:sz w:val="28"/>
+                <w:szCs w:val="28"/>
+              </w:rPr>
+              <w:t>UC003- List item for sale: APS</w:t>
+            </w:r>
+            <w:r>
+              <w:rPr>
+                <w:sz w:val="28"/>
+                <w:szCs w:val="28"/>
+              </w:rPr>
+              <w:t xml:space="preserve"> assigns an ID to the item.</w:t>
+            </w:r>
+          </w:p>
+        </w:tc>
+      </w:tr>
+      <w:tr>
+        <w:tc>
+          <w:tcPr>
+            <w:tcW w:w="3005" w:type="dxa"/>
+          </w:tcPr>
+          <w:p>
+            <w:pPr>
+              <w:jc w:val="center"/>
+              <w:rPr>
+                <w:sz w:val="28"/>
+                <w:szCs w:val="28"/>
+              </w:rPr>
+            </w:pPr>
+            <w:r>
+              <w:rPr>
+                <w:sz w:val="28"/>
+                <w:szCs w:val="28"/>
+              </w:rPr>
+              <w:t>Item</w:t>
+            </w:r>
+          </w:p>
+        </w:tc>
+        <w:tc>
+          <w:tcPr>
+            <w:tcW w:w="3005" w:type="dxa"/>
+          </w:tcPr>
+          <w:p>
+            <w:pPr>
+              <w:jc w:val="center"/>
+              <w:rPr>
+                <w:sz w:val="28"/>
+                <w:szCs w:val="28"/>
+              </w:rPr>
+            </w:pPr>
+            <w:r>
+              <w:rPr>
+                <w:sz w:val="28"/>
+                <w:szCs w:val="28"/>
+              </w:rPr>
+              <w:t>+</w:t>
+            </w:r>
+            <w:proofErr w:type="gramStart"/>
+            <w:r>
+              <w:rPr>
+                <w:sz w:val="28"/>
+                <w:szCs w:val="28"/>
+              </w:rPr>
+              <w:t>createImage(</w:t>
+            </w:r>
+            <w:proofErr w:type="gramEnd"/>
+            <w:r>
+              <w:rPr>
+                <w:sz w:val="28"/>
+                <w:szCs w:val="28"/>
+              </w:rPr>
+              <w:t>): void</w:t>
+            </w:r>
+          </w:p>
+        </w:tc>
+        <w:tc>
+          <w:tcPr>
+            <w:tcW w:w="3006" w:type="dxa"/>
+          </w:tcPr>
+          <w:p>
+            <w:pPr>
+              <w:jc w:val="center"/>
+              <w:rPr>
+                <w:sz w:val="28"/>
+                <w:szCs w:val="28"/>
+              </w:rPr>
+            </w:pPr>
+            <w:r>
+              <w:rPr>
+                <w:sz w:val="28"/>
+                <w:szCs w:val="28"/>
+              </w:rPr>
+              <w:t xml:space="preserve">UC003- List item for sale: APS create a display image for the </w:t>
+            </w:r>
+            <w:proofErr w:type="gramStart"/>
+            <w:r>
+              <w:rPr>
+                <w:sz w:val="28"/>
+                <w:szCs w:val="28"/>
+              </w:rPr>
+              <w:t>item .</w:t>
+            </w:r>
+            <w:proofErr w:type="gramEnd"/>
+          </w:p>
+        </w:tc>
+      </w:tr>
+      <w:tr>
+        <w:tc>
+          <w:tcPr>
+            <w:tcW w:w="3005" w:type="dxa"/>
+          </w:tcPr>
+          <w:p>
+            <w:pPr>
+              <w:jc w:val="center"/>
+              <w:rPr>
+                <w:sz w:val="28"/>
+                <w:szCs w:val="28"/>
+              </w:rPr>
+            </w:pPr>
+            <w:r>
+              <w:rPr>
+                <w:sz w:val="28"/>
+                <w:szCs w:val="28"/>
+              </w:rPr>
+              <w:t>Bid</w:t>
+            </w:r>
+          </w:p>
+        </w:tc>
+        <w:tc>
+          <w:tcPr>
+            <w:tcW w:w="3005" w:type="dxa"/>
+          </w:tcPr>
+          <w:p>
+            <w:pPr>
+              <w:jc w:val="center"/>
+              <w:rPr>
+                <w:sz w:val="28"/>
+                <w:szCs w:val="28"/>
+              </w:rPr>
+            </w:pPr>
+            <w:r>
+              <w:rPr>
+                <w:sz w:val="28"/>
+                <w:szCs w:val="28"/>
+              </w:rPr>
+              <w:t>+</w:t>
+            </w:r>
+            <w:proofErr w:type="gramStart"/>
+            <w:r>
+              <w:rPr>
+                <w:sz w:val="28"/>
+                <w:szCs w:val="28"/>
+              </w:rPr>
+              <w:t>placeBid(</w:t>
+            </w:r>
+            <w:proofErr w:type="gramEnd"/>
+            <w:r>
+              <w:rPr>
+                <w:sz w:val="28"/>
+                <w:szCs w:val="28"/>
+              </w:rPr>
+              <w:t>amount: double, regNo: int, itemID: int): void</w:t>
+            </w:r>
+          </w:p>
+        </w:tc>
+        <w:tc>
+          <w:tcPr>
+            <w:tcW w:w="3006" w:type="dxa"/>
+          </w:tcPr>
+          <w:p>
+            <w:pPr>
+              <w:jc w:val="center"/>
+              <w:rPr>
+                <w:sz w:val="28"/>
+                <w:szCs w:val="28"/>
+              </w:rPr>
+            </w:pPr>
+            <w:r>
+              <w:rPr>
+                <w:sz w:val="28"/>
+                <w:szCs w:val="28"/>
+              </w:rPr>
+              <w:t>UC006- Place bid: Records the client’s bid for the selected item</w:t>
+            </w:r>
+          </w:p>
+        </w:tc>
+      </w:tr>
+      <w:tr>
+        <w:tc>
+          <w:tcPr>
+            <w:tcW w:w="3005" w:type="dxa"/>
+          </w:tcPr>
+          <w:p>
+            <w:pPr>
+              <w:jc w:val="center"/>
+              <w:rPr>
+                <w:sz w:val="28"/>
+                <w:szCs w:val="28"/>
+              </w:rPr>
+            </w:pPr>
+            <w:r>
+              <w:rPr>
+                <w:sz w:val="28"/>
+                <w:szCs w:val="28"/>
+              </w:rPr>
+              <w:t>Bid</w:t>
+            </w:r>
+          </w:p>
+        </w:tc>
+        <w:tc>
+          <w:tcPr>
+            <w:tcW w:w="3005" w:type="dxa"/>
+          </w:tcPr>
+          <w:p>
+            <w:pPr>
+              <w:jc w:val="center"/>
+              <w:rPr>
+                <w:sz w:val="28"/>
+                <w:szCs w:val="28"/>
+              </w:rPr>
+            </w:pPr>
+            <w:r>
+              <w:rPr>
+                <w:sz w:val="28"/>
+                <w:szCs w:val="28"/>
+              </w:rPr>
+              <w:t>+</w:t>
+            </w:r>
+            <w:proofErr w:type="gramStart"/>
+            <w:r>
+              <w:rPr>
+                <w:sz w:val="28"/>
+                <w:szCs w:val="28"/>
+              </w:rPr>
+              <w:t>isHighestBid(</w:t>
+            </w:r>
+            <w:proofErr w:type="gramEnd"/>
+            <w:r>
+              <w:rPr>
+                <w:sz w:val="28"/>
+                <w:szCs w:val="28"/>
+              </w:rPr>
+              <w:t>): Boolean</w:t>
+            </w:r>
+          </w:p>
+        </w:tc>
+        <w:tc>
+          <w:tcPr>
+            <w:tcW w:w="3006" w:type="dxa"/>
+          </w:tcPr>
+          <w:p>
+            <w:pPr>
+              <w:jc w:val="center"/>
+              <w:rPr>
+                <w:sz w:val="28"/>
+                <w:szCs w:val="28"/>
+              </w:rPr>
+            </w:pPr>
+            <w:r>
+              <w:rPr>
+                <w:sz w:val="28"/>
+                <w:szCs w:val="28"/>
+              </w:rPr>
+              <w:t>UC006- Place bid: checks whether the bid is higher than the previous bid.</w:t>
+            </w:r>
+          </w:p>
+        </w:tc>
+      </w:tr>
+    </w:tbl>
+    <w:p>
+      <w:pPr>
+        <w:rPr>
+          <w:sz w:val="28"/>
+          <w:szCs w:val="28"/>
+        </w:rPr>
+      </w:pPr>
+    </w:p>
+    <w:p>
+      <w:pPr>
+        <w:rPr>
+          <w:sz w:val="28"/>
+          <w:szCs w:val="28"/>
+        </w:rPr>
+      </w:pPr>
+    </w:p>
+    <w:p>
+      <w:pPr>
+        <w:rPr>
+          <w:sz w:val="28"/>
+          <w:szCs w:val="28"/>
+        </w:rPr>
+      </w:pPr>
+    </w:p>
+    <w:p>
+      <w:pPr>
+        <w:rPr>
+          <w:sz w:val="28"/>
+          <w:szCs w:val="28"/>
+        </w:rPr>
+      </w:pPr>
+    </w:p>
+    <w:p>
+      <w:pPr>
+        <w:rPr>
+          <w:sz w:val="28"/>
+          <w:szCs w:val="28"/>
+        </w:rPr>
+      </w:pPr>
     </w:p>
     <w:sectPr>
       <w:pgSz w:w="11906" w:h="16838"/>
@@ -1432,6 +2501,56 @@
     </w:sectPr>
   </w:body>
 </w:document>
+</file>
+
+<file path=word/endnotes.xml><?xml version="1.0" encoding="utf-8"?>
+<w:endnotes xmlns:wpc="http://schemas.microsoft.com/office/word/2010/wordprocessingCanvas" xmlns:cx="http://schemas.microsoft.com/office/drawing/2014/chartex" xmlns:cx1="http://schemas.microsoft.com/office/drawing/2015/9/8/chartex" xmlns:cx2="http://schemas.microsoft.com/office/drawing/2015/10/21/chartex" xmlns:cx3="http://schemas.microsoft.com/office/drawing/2016/5/9/chartex" xmlns:cx4="http://schemas.microsoft.com/office/drawing/2016/5/10/chartex" xmlns:cx5="http://schemas.microsoft.com/office/drawing/2016/5/11/chartex" xmlns:cx6="http://schemas.microsoft.com/office/drawing/2016/5/12/chartex" xmlns:cx7="http://schemas.microsoft.com/office/drawing/2016/5/13/chartex" xmlns:cx8="http://schemas.microsoft.com/office/drawing/2016/5/14/chartex" xmlns:mc="http://schemas.openxmlformats.org/markup-compatibility/2006" xmlns:aink="http://schemas.microsoft.com/office/drawing/2016/ink" xmlns:am3d="http://schemas.microsoft.com/office/drawing/2017/model3d" xmlns:o="urn:schemas-microsoft-com:office:office" xmlns:oel="http://schemas.microsoft.com/office/2019/extlst" xmlns:r="http://schemas.openxmlformats.org/officeDocument/2006/relationships" xmlns:m="http://schemas.openxmlformats.org/officeDocument/2006/math" xmlns:v="urn:schemas-microsoft-com:vml" xmlns:wp14="http://schemas.microsoft.com/office/word/2010/wordprocessingDrawing" xmlns:wp="http://schemas.openxmlformats.org/drawingml/2006/wordprocessingDrawing" xmlns:w10="urn:schemas-microsoft-com:office:word" xmlns:w="http://schemas.openxmlformats.org/wordprocessingml/2006/main" xmlns:w14="http://schemas.microsoft.com/office/word/2010/wordml" xmlns:w15="http://schemas.microsoft.com/office/word/2012/wordml" xmlns:w16cex="http://schemas.microsoft.com/office/word/2018/wordml/cex" xmlns:w16cid="http://schemas.microsoft.com/office/word/2016/wordml/cid" xmlns:w16="http://schemas.microsoft.com/office/word/2018/wordml" xmlns:w16du="http://schemas.microsoft.com/office/word/2023/wordml/word16du" xmlns:w16sdtdh="http://schemas.microsoft.com/office/word/2020/wordml/sdtdatahash" xmlns:w16sdtfl="http://schemas.microsoft.com/office/word/2024/wordml/sdtformatlock" xmlns:w16se="http://schemas.microsoft.com/office/word/2015/wordml/symex" xmlns:wpg="http://schemas.microsoft.com/office/word/2010/wordprocessingGroup" xmlns:wpi="http://schemas.microsoft.com/office/word/2010/wordprocessingInk" xmlns:wne="http://schemas.microsoft.com/office/word/2006/wordml" xmlns:wps="http://schemas.microsoft.com/office/word/2010/wordprocessingShape" mc:Ignorable="w14 w15 w16se w16cid w16 w16cex w16sdtdh w16sdtfl w16du wp14">
+  <w:endnote w:type="separator" w:id="-1">
+    <w:p>
+      <w:pPr>
+        <w:spacing w:after="0" w:line="240" w:lineRule="auto"/>
+      </w:pPr>
+      <w:r>
+        <w:separator/>
+      </w:r>
+    </w:p>
+  </w:endnote>
+  <w:endnote w:type="continuationSeparator" w:id="0">
+    <w:p>
+      <w:pPr>
+        <w:spacing w:after="0" w:line="240" w:lineRule="auto"/>
+      </w:pPr>
+      <w:r>
+        <w:continuationSeparator/>
+      </w:r>
+    </w:p>
+  </w:endnote>
+</w:endnotes>
+</file>
+
+<file path=word/footnotes.xml><?xml version="1.0" encoding="utf-8"?>
+<w:footnotes xmlns:wpc="http://schemas.microsoft.com/office/word/2010/wordprocessingCanvas" xmlns:cx="http://schemas.microsoft.com/office/drawing/2014/chartex" xmlns:cx1="http://schemas.microsoft.com/office/drawing/2015/9/8/chartex" xmlns:cx2="http://schemas.microsoft.com/office/drawing/2015/10/21/chartex" xmlns:cx3="http://schemas.microsoft.com/office/drawing/2016/5/9/chartex" xmlns:cx4="http://schemas.microsoft.com/office/drawing/2016/5/10/chartex" xmlns:cx5="http://schemas.microsoft.com/office/drawing/2016/5/11/chartex" xmlns:cx6="http://schemas.microsoft.com/office/drawing/2016/5/12/chartex" xmlns:cx7="http://schemas.microsoft.com/office/drawing/2016/5/13/chartex" xmlns:cx8="http://schemas.microsoft.com/office/drawing/2016/5/14/chartex" xmlns:mc="http://schemas.openxmlformats.org/markup-compatibility/2006" xmlns:aink="http://schemas.microsoft.com/office/drawing/2016/ink" xmlns:am3d="http://schemas.microsoft.com/office/drawing/2017/model3d" xmlns:o="urn:schemas-microsoft-com:office:office" xmlns:oel="http://schemas.microsoft.com/office/2019/extlst" xmlns:r="http://schemas.openxmlformats.org/officeDocument/2006/relationships" xmlns:m="http://schemas.openxmlformats.org/officeDocument/2006/math" xmlns:v="urn:schemas-microsoft-com:vml" xmlns:wp14="http://schemas.microsoft.com/office/word/2010/wordprocessingDrawing" xmlns:wp="http://schemas.openxmlformats.org/drawingml/2006/wordprocessingDrawing" xmlns:w10="urn:schemas-microsoft-com:office:word" xmlns:w="http://schemas.openxmlformats.org/wordprocessingml/2006/main" xmlns:w14="http://schemas.microsoft.com/office/word/2010/wordml" xmlns:w15="http://schemas.microsoft.com/office/word/2012/wordml" xmlns:w16cex="http://schemas.microsoft.com/office/word/2018/wordml/cex" xmlns:w16cid="http://schemas.microsoft.com/office/word/2016/wordml/cid" xmlns:w16="http://schemas.microsoft.com/office/word/2018/wordml" xmlns:w16du="http://schemas.microsoft.com/office/word/2023/wordml/word16du" xmlns:w16sdtdh="http://schemas.microsoft.com/office/word/2020/wordml/sdtdatahash" xmlns:w16sdtfl="http://schemas.microsoft.com/office/word/2024/wordml/sdtformatlock" xmlns:w16se="http://schemas.microsoft.com/office/word/2015/wordml/symex" xmlns:wpg="http://schemas.microsoft.com/office/word/2010/wordprocessingGroup" xmlns:wpi="http://schemas.microsoft.com/office/word/2010/wordprocessingInk" xmlns:wne="http://schemas.microsoft.com/office/word/2006/wordml" xmlns:wps="http://schemas.microsoft.com/office/word/2010/wordprocessingShape" mc:Ignorable="w14 w15 w16se w16cid w16 w16cex w16sdtdh w16sdtfl w16du wp14">
+  <w:footnote w:type="separator" w:id="-1">
+    <w:p>
+      <w:pPr>
+        <w:spacing w:after="0" w:line="240" w:lineRule="auto"/>
+      </w:pPr>
+      <w:r>
+        <w:separator/>
+      </w:r>
+    </w:p>
+  </w:footnote>
+  <w:footnote w:type="continuationSeparator" w:id="0">
+    <w:p>
+      <w:pPr>
+        <w:spacing w:after="0" w:line="240" w:lineRule="auto"/>
+      </w:pPr>
+      <w:r>
+        <w:continuationSeparator/>
+      </w:r>
+    </w:p>
+  </w:footnote>
+</w:footnotes>
 </file>
 
 <file path=word/styles.xml><?xml version="1.0" encoding="utf-8"?>
@@ -2369,6 +3488,50 @@
       </w:tblBorders>
     </w:tblPr>
   </w:style>
+  <w:style w:type="paragraph" w:styleId="Header">
+    <w:name w:val="header"/>
+    <w:basedOn w:val="Normal"/>
+    <w:link w:val="HeaderChar"/>
+    <w:uiPriority w:val="99"/>
+    <w:unhideWhenUsed/>
+    <w:rsid w:val="008E392A"/>
+    <w:pPr>
+      <w:tabs>
+        <w:tab w:val="center" w:pos="4513"/>
+        <w:tab w:val="right" w:pos="9026"/>
+      </w:tabs>
+      <w:spacing w:after="0" w:line="240" w:lineRule="auto"/>
+    </w:pPr>
+  </w:style>
+  <w:style w:type="character" w:customStyle="1" w:styleId="HeaderChar">
+    <w:name w:val="Header Char"/>
+    <w:basedOn w:val="DefaultParagraphFont"/>
+    <w:link w:val="Header"/>
+    <w:uiPriority w:val="99"/>
+    <w:rsid w:val="008E392A"/>
+  </w:style>
+  <w:style w:type="paragraph" w:styleId="Footer">
+    <w:name w:val="footer"/>
+    <w:basedOn w:val="Normal"/>
+    <w:link w:val="FooterChar"/>
+    <w:uiPriority w:val="99"/>
+    <w:unhideWhenUsed/>
+    <w:rsid w:val="008E392A"/>
+    <w:pPr>
+      <w:tabs>
+        <w:tab w:val="center" w:pos="4513"/>
+        <w:tab w:val="right" w:pos="9026"/>
+      </w:tabs>
+      <w:spacing w:after="0" w:line="240" w:lineRule="auto"/>
+    </w:pPr>
+  </w:style>
+  <w:style w:type="character" w:customStyle="1" w:styleId="FooterChar">
+    <w:name w:val="Footer Char"/>
+    <w:basedOn w:val="DefaultParagraphFont"/>
+    <w:link w:val="Footer"/>
+    <w:uiPriority w:val="99"/>
+    <w:rsid w:val="008E392A"/>
+  </w:style>
 </w:styles>
 </file>
 
